--- a/Opgave 3 IJssalon/Opgave 3 IJssalon – uitleg voorkennis.docx
+++ b/Opgave 3 IJssalon/Opgave 3 IJssalon – uitleg voorkennis.docx
@@ -4,7 +4,7 @@
   <w:body>
     <w:p>
       <w:pPr>
-        <w:spacing w:after="600"/>
+        <w:spacing w:after="60"/>
       </w:pPr>
     </w:p>
     <w:p>
@@ -41,7 +41,7 @@
     </w:p>
     <w:p>
       <w:pPr>
-        <w:spacing w:after="200"/>
+        <w:spacing w:after="120"/>
         <w:jc w:val="center"/>
       </w:pPr>
       <w:r>
@@ -301,11 +301,6 @@
         <w:spacing w:after="80"/>
       </w:pPr>
     </w:p>
-    <w:p>
-      <w:r>
-        <w:br w:type="page"/>
-      </w:r>
-    </w:p>
     <w:tbl>
       <w:tblPr>
         <w:tblW w:type="dxa" w:w="9026"/>
@@ -546,11 +541,6 @@
         <w:spacing w:after="80"/>
       </w:pPr>
     </w:p>
-    <w:p>
-      <w:r>
-        <w:br w:type="page"/>
-      </w:r>
-    </w:p>
     <w:tbl>
       <w:tblPr>
         <w:tblW w:type="dxa" w:w="9026"/>
@@ -792,13 +782,8 @@
       </w:pPr>
     </w:p>
     <w:p>
-      <w:r>
-        <w:br w:type="page"/>
-      </w:r>
-    </w:p>
-    <w:p>
-      <w:pPr>
-        <w:spacing w:after="200"/>
+      <w:pPr>
+        <w:spacing w:after="120"/>
       </w:pPr>
       <w:r>
         <w:rPr>

--- a/Opgave 3 IJssalon/Opgave 3 IJssalon – uitleg voorkennis.docx
+++ b/Opgave 3 IJssalon/Opgave 3 IJssalon – uitleg voorkennis.docx
@@ -4,12 +4,7 @@
   <w:body>
     <w:p>
       <w:pPr>
-        <w:spacing w:after="60"/>
-      </w:pPr>
-    </w:p>
-    <w:p>
-      <w:pPr>
-        <w:spacing w:after="80"/>
+        <w:spacing w:after="40"/>
         <w:jc w:val="center"/>
       </w:pPr>
       <w:r>
@@ -56,11 +51,7 @@
         <w:t xml:space="preserve">Wat moet je al weten voor je begint?</w:t>
       </w:r>
     </w:p>
-    <w:p>
-      <w:r>
-        <w:br w:type="page"/>
-      </w:r>
-    </w:p>
+    <w:p/>
     <w:tbl>
       <w:tblPr>
         <w:tblW w:type="dxa" w:w="9026"/>
